--- a/facilitator-guide.docx
+++ b/facilitator-guide.docx
@@ -1839,7 +1839,7 @@
               </w:rPr>
             </w:pPr>
             <w:r>
-              <w:t xml:space="preserve">KEY MESSAGE: "You don't need a Copilot license. Free assistants like Claude and ChatGPT cover 80% of use cases. Let's talk about when Copilot actually makes sense."</w:t>
+              <w:t xml:space="preserve">KEY MESSAGE: "The Assistant quadrant is where most people start. But always check with your org about which tools are approved. My job is to teach the framework — your IT team decides what's allowed."</w:t>
             </w:r>
           </w:p>
         </w:tc>
@@ -2173,7 +2173,7 @@
               </w:rPr>
             </w:pPr>
             <w:r>
-              <w:t xml:space="preserve">"Open your workbooks to the audit table. You're going to pick ONE workflow from your own work. We're going through SAFE together. No right answers here — just honest thinking."</w:t>
+              <w:t xml:space="preserve">"Open your workbooks to the audit table. You're going to pick ONE workflow from your own work. We're going through SAFE together. No right answers here — just honest thinking. If you don't have a work example or don't want to use one, you'll find alternatives in your workbook — personal workflows or sample scenarios. The frameworks work the same way regardless of the example."</w:t>
             </w:r>
           </w:p>
         </w:tc>
@@ -3342,7 +3342,7 @@
               </w:rPr>
             </w:pPr>
             <w:r>
-              <w:t xml:space="preserve">"You're getting a follow-up email with the free tools kit, resources, and a link to book a 20-minute coaching call if you want help. Thank you."</w:t>
+              <w:t xml:space="preserve">"You're getting a follow-up email with the AI tools reference guide, resources, and a link to book a 20-minute coaching call if you want help. Thank you."</w:t>
             </w:r>
           </w:p>
         </w:tc>
@@ -3555,7 +3555,7 @@
         </w:rPr>
       </w:pPr>
       <w:r>
-        <w:t xml:space="preserve">Point to the free tools starter kit. "Claude and ChatGPT both have free tiers. You can start today. This isn't something you have to wait for IT to approve."</w:t>
+        <w:t xml:space="preserve">Point to the tools reference guide. "Tools like Claude and ChatGPT exist in this space. But before using any of them on real work data, they should check with their IT team about what's approved. Many orgs now have enterprise AI agreements."</w:t>
       </w:r>
     </w:p>
     <w:r>
@@ -3650,7 +3650,7 @@
         </w:rPr>
       </w:pPr>
       <w:r>
-        <w:t xml:space="preserve">"That's a valid Exposure concern — and it's exactly what the E in SAFE is for. Focus on low-exposure tasks first. Also check if your company has approved tools — many now have enterprise agreements with data protection. We'll cover that in the starter kit."</w:t>
+        <w:t xml:space="preserve">"That's a completely valid concern, and it's exactly what the Exposure dimension of SAFE is designed to surface. Your IT and security team is the right group to make that call — not me. I'm like a personal trainer: I can teach you the exercises, but I'm not approving the treatment plan. What I'd suggest is taking what you've learned today — specifically the SAFE framework — and bringing it to your IT team. Show them which tasks you've identified as low-exposure and ask which tools they've approved. Many organizations now have enterprise AI agreements with stronger data protections than the consumer versions."</w:t>
       </w:r>
     </w:p>
     <w:p>
@@ -3710,7 +3710,7 @@
         </w:rPr>
       </w:pPr>
       <w:r>
-        <w:t xml:space="preserve">"Copilot works best for specific use cases in the Copilot quadrant — high integration needs. If you were using it for tasks that belong in the Assistant quadrant, a free tool like Claude might actually work better. The right tool for the right task."</w:t>
+        <w:t xml:space="preserve">"Copilot works best for specific use cases in the Copilot quadrant — high integration needs. If you were using it for tasks that belong in the Assistant quadrant, it might be that a different tool — even a simpler one in the Assistant quadrant — is a better fit for that particular task. The right tool for the right task."</w:t>
       </w:r>
     </w:p>
     <w:p>
@@ -3819,7 +3819,7 @@
         </w:rPr>
       </w:pPr>
       <w:r>
-        <w:t xml:space="preserve">☐  Include link to free tools starter kit</w:t>
+        <w:t xml:space="preserve">☐  Include link to AI tools reference guide</w:t>
       </w:r>
     </w:p>
     <w:p>
